--- a/[05] Documents/ICT Project Guidance - Design - SAD - Baseline Capability View.docx
+++ b/[05] Documents/ICT Project Guidance - Design - SAD - Baseline Capability View.docx
@@ -1,6 +1,6 @@
 
 <file path=word/document.xml><?xml version="1.0" encoding="utf-8"?>
-<w:document xmlns:wpc="http://schemas.microsoft.com/office/word/2010/wordprocessingCanvas" xmlns:cx="http://schemas.microsoft.com/office/drawing/2014/chartex" xmlns:cx1="http://schemas.microsoft.com/office/drawing/2015/9/8/chartex" xmlns:cx2="http://schemas.microsoft.com/office/drawing/2015/10/21/chartex" xmlns:cx3="http://schemas.microsoft.com/office/drawing/2016/5/9/chartex" xmlns:cx4="http://schemas.microsoft.com/office/drawing/2016/5/10/chartex" xmlns:cx5="http://schemas.microsoft.com/office/drawing/2016/5/11/chartex" xmlns:cx6="http://schemas.microsoft.com/office/drawing/2016/5/12/chartex" xmlns:cx7="http://schemas.microsoft.com/office/drawing/2016/5/13/chartex" xmlns:cx8="http://schemas.microsoft.com/office/drawing/2016/5/14/chartex" xmlns:mc="http://schemas.openxmlformats.org/markup-compatibility/2006" xmlns:aink="http://schemas.microsoft.com/office/drawing/2016/ink" xmlns:am3d="http://schemas.microsoft.com/office/drawing/2017/model3d" xmlns:o="urn:schemas-microsoft-com:office:office" xmlns:oel="http://schemas.microsoft.com/office/2019/extlst" xmlns:r="http://schemas.openxmlformats.org/officeDocument/2006/relationships" xmlns:m="http://schemas.openxmlformats.org/officeDocument/2006/math" xmlns:v="urn:schemas-microsoft-com:vml" xmlns:wp14="http://schemas.microsoft.com/office/word/2010/wordprocessingDrawing" xmlns:wp="http://schemas.openxmlformats.org/drawingml/2006/wordprocessingDrawing" xmlns:w10="urn:schemas-microsoft-com:office:word" xmlns:w="http://schemas.openxmlformats.org/wordprocessingml/2006/main" xmlns:w14="http://schemas.microsoft.com/office/word/2010/wordml" xmlns:w15="http://schemas.microsoft.com/office/word/2012/wordml" xmlns:w16cex="http://schemas.microsoft.com/office/word/2018/wordml/cex" xmlns:w16cid="http://schemas.microsoft.com/office/word/2016/wordml/cid" xmlns:w16="http://schemas.microsoft.com/office/word/2018/wordml" xmlns:w16sdtdh="http://schemas.microsoft.com/office/word/2020/wordml/sdtdatahash" xmlns:w16se="http://schemas.microsoft.com/office/word/2015/wordml/symex" xmlns:wpg="http://schemas.microsoft.com/office/word/2010/wordprocessingGroup" xmlns:wpi="http://schemas.microsoft.com/office/word/2010/wordprocessingInk" xmlns:wne="http://schemas.microsoft.com/office/word/2006/wordml" xmlns:wps="http://schemas.microsoft.com/office/word/2010/wordprocessingShape" mc:Ignorable="w14 w15 w16se w16cid w16 w16cex w16sdtdh wp14">
+<w:document xmlns:wpc="http://schemas.microsoft.com/office/word/2010/wordprocessingCanvas" xmlns:cx="http://schemas.microsoft.com/office/drawing/2014/chartex" xmlns:cx1="http://schemas.microsoft.com/office/drawing/2015/9/8/chartex" xmlns:cx2="http://schemas.microsoft.com/office/drawing/2015/10/21/chartex" xmlns:cx3="http://schemas.microsoft.com/office/drawing/2016/5/9/chartex" xmlns:cx4="http://schemas.microsoft.com/office/drawing/2016/5/10/chartex" xmlns:cx5="http://schemas.microsoft.com/office/drawing/2016/5/11/chartex" xmlns:cx6="http://schemas.microsoft.com/office/drawing/2016/5/12/chartex" xmlns:cx7="http://schemas.microsoft.com/office/drawing/2016/5/13/chartex" xmlns:cx8="http://schemas.microsoft.com/office/drawing/2016/5/14/chartex" xmlns:mc="http://schemas.openxmlformats.org/markup-compatibility/2006" xmlns:aink="http://schemas.microsoft.com/office/drawing/2016/ink" xmlns:am3d="http://schemas.microsoft.com/office/drawing/2017/model3d" xmlns:o="urn:schemas-microsoft-com:office:office" xmlns:oel="http://schemas.microsoft.com/office/2019/extlst" xmlns:r="http://schemas.openxmlformats.org/officeDocument/2006/relationships" xmlns:m="http://schemas.openxmlformats.org/officeDocument/2006/math" xmlns:v="urn:schemas-microsoft-com:vml" xmlns:wp14="http://schemas.microsoft.com/office/word/2010/wordprocessingDrawing" xmlns:wp="http://schemas.openxmlformats.org/drawingml/2006/wordprocessingDrawing" xmlns:w10="urn:schemas-microsoft-com:office:word" xmlns:w="http://schemas.openxmlformats.org/wordprocessingml/2006/main" xmlns:w14="http://schemas.microsoft.com/office/word/2010/wordml" xmlns:w15="http://schemas.microsoft.com/office/word/2012/wordml" xmlns:w16cex="http://schemas.microsoft.com/office/word/2018/wordml/cex" xmlns:w16cid="http://schemas.microsoft.com/office/word/2016/wordml/cid" xmlns:w16="http://schemas.microsoft.com/office/word/2018/wordml" xmlns:w16du="http://schemas.microsoft.com/office/word/2023/wordml/word16du" xmlns:w16sdtdh="http://schemas.microsoft.com/office/word/2020/wordml/sdtdatahash" xmlns:w16sdtfl="http://schemas.microsoft.com/office/word/2024/wordml/sdtformatlock" xmlns:w16se="http://schemas.microsoft.com/office/word/2015/wordml/symex" xmlns:wpg="http://schemas.microsoft.com/office/word/2010/wordprocessingGroup" xmlns:wpi="http://schemas.microsoft.com/office/word/2010/wordprocessingInk" xmlns:wne="http://schemas.microsoft.com/office/word/2006/wordml" xmlns:wps="http://schemas.microsoft.com/office/word/2010/wordprocessingShape" mc:Ignorable="w14 w15 w16se w16cid w16 w16cex w16sdtdh w16sdtfl w16du wp14">
   <w:body>
     <w:p>
       <w:pPr>
@@ -1989,18 +1989,10 @@
         <w:t xml:space="preserve">(specifically the </w:t>
       </w:r>
       <w:r>
-        <w:t xml:space="preserve">functional </w:t>
-      </w:r>
-      <w:proofErr w:type="gramStart"/>
-      <w:r>
-        <w:t>requirements</w:t>
-      </w:r>
-      <w:r>
-        <w:t>(</w:t>
-      </w:r>
-      <w:proofErr w:type="gramEnd"/>
-      <w:r>
-        <w:t>FR) subcomponent</w:t>
+        <w:t>functional requirements</w:t>
+      </w:r>
+      <w:r>
+        <w:t>(FR) subcomponent</w:t>
       </w:r>
       <w:r>
         <w:t>)</w:t>
@@ -2210,7 +2202,6 @@
       <w:r>
         <w:t xml:space="preserve">additional </w:t>
       </w:r>
-      <w:proofErr w:type="spellStart"/>
       <w:r>
         <w:t>cap</w:t>
       </w:r>
@@ -2218,11 +2209,7 @@
         <w:t>chat</w:t>
       </w:r>
       <w:r>
-        <w:t>abilities</w:t>
-      </w:r>
-      <w:proofErr w:type="spellEnd"/>
-      <w:r>
-        <w:t xml:space="preserve"> </w:t>
+        <w:t xml:space="preserve">abilities </w:t>
       </w:r>
       <w:r>
         <w:t xml:space="preserve">later, </w:t>
@@ -2305,24 +2292,14 @@
       <w:r>
         <w:t xml:space="preserve">Figure </w:t>
       </w:r>
-      <w:r>
-        <w:fldChar w:fldCharType="begin"/>
-      </w:r>
-      <w:r>
-        <w:instrText xml:space="preserve"> SEQ Figure \* ARABIC </w:instrText>
-      </w:r>
-      <w:r>
-        <w:fldChar w:fldCharType="separate"/>
-      </w:r>
-      <w:r>
-        <w:rPr>
-          <w:noProof/>
-        </w:rPr>
-        <w:t>1</w:t>
-      </w:r>
-      <w:r>
-        <w:fldChar w:fldCharType="end"/>
-      </w:r>
+      <w:fldSimple w:instr=" SEQ Figure \* ARABIC ">
+        <w:r>
+          <w:rPr>
+            <w:noProof/>
+          </w:rPr>
+          <w:t>1</w:t>
+        </w:r>
+      </w:fldSimple>
       <w:r>
         <w:t xml:space="preserve">: </w:t>
       </w:r>
@@ -2397,23 +2374,7 @@
         <w:t xml:space="preserve">optional </w:t>
       </w:r>
       <w:r>
-        <w:t xml:space="preserve">later inspection and correlation. Helps identify issues and monitor health. (Entities: </w:t>
-      </w:r>
-      <w:proofErr w:type="spellStart"/>
-      <w:r>
-        <w:t>LogEntry</w:t>
-      </w:r>
-      <w:proofErr w:type="spellEnd"/>
-      <w:r>
-        <w:t xml:space="preserve">, </w:t>
-      </w:r>
-      <w:proofErr w:type="spellStart"/>
-      <w:r>
-        <w:t>LogStream</w:t>
-      </w:r>
-      <w:proofErr w:type="spellEnd"/>
-      <w:r>
-        <w:t>)</w:t>
+        <w:t>later inspection and correlation. Helps identify issues and monitor health. (Entities: LogEntry, LogStream)</w:t>
       </w:r>
     </w:p>
     <w:p>
@@ -2429,8 +2390,6 @@
       </w:r>
       <w:r>
         <w:br/>
-      </w:r>
-      <w:r>
         <w:t>transient diagnostic logs are not to be confused with permanent auditing tool.</w:t>
       </w:r>
     </w:p>
@@ -2446,13 +2405,8 @@
       </w:pPr>
       <w:r>
         <w:lastRenderedPageBreak/>
-        <w:t xml:space="preserve">Metric Management </w:t>
-      </w:r>
-      <w:proofErr w:type="spellStart"/>
-      <w:r>
-        <w:t>Capabiltieis</w:t>
-      </w:r>
-      <w:proofErr w:type="spellEnd"/>
+        <w:t>Metric Management Capabiltieis</w:t>
+      </w:r>
     </w:p>
     <w:p>
       <w:pPr>
@@ -2472,15 +2426,7 @@
         <w:pStyle w:val="BodyText"/>
       </w:pPr>
       <w:r>
-        <w:t xml:space="preserve">Holds immutable configuration values that define integration settings, service URLs, feature toggles, and build-time behaviours. These values are locked per deployment and ensure consistent behaviour across environments. (Entities: </w:t>
-      </w:r>
-      <w:proofErr w:type="spellStart"/>
-      <w:r>
-        <w:t>SystemConfiguration</w:t>
-      </w:r>
-      <w:proofErr w:type="spellEnd"/>
-      <w:r>
-        <w:t>)</w:t>
+        <w:t>Holds immutable configuration values that define integration settings, service URLs, feature toggles, and build-time behaviours. These values are locked per deployment and ensure consistent behaviour across environments. (Entities: SystemConfiguration)</w:t>
       </w:r>
     </w:p>
     <w:p>
@@ -2496,15 +2442,7 @@
         <w:pStyle w:val="BodyText"/>
       </w:pPr>
       <w:r>
-        <w:t xml:space="preserve">Captures structured, permanent error records to support maintenance and reliability. These errors are analysed over time to understand system quality and failure trends. (Entities: </w:t>
-      </w:r>
-      <w:proofErr w:type="spellStart"/>
-      <w:r>
-        <w:t>ErrorRecord</w:t>
-      </w:r>
-      <w:proofErr w:type="spellEnd"/>
-      <w:r>
-        <w:t>)</w:t>
+        <w:t>Captures structured, permanent error records to support maintenance and reliability. These errors are analysed over time to understand system quality and failure trends. (Entities: ErrorRecord)</w:t>
       </w:r>
     </w:p>
     <w:p>
@@ -2525,15 +2463,7 @@
         <w:pStyle w:val="BodyText"/>
       </w:pPr>
       <w:r>
-        <w:t xml:space="preserve">Allows runtime administrators to modify user-facing settings that alter appearance, behaviour, or metadata of the system. Enables non-developers to control features like branding, SEO, or content discoverability. (Entities: </w:t>
-      </w:r>
-      <w:proofErr w:type="spellStart"/>
-      <w:r>
-        <w:t>SystemSetting</w:t>
-      </w:r>
-      <w:proofErr w:type="spellEnd"/>
-      <w:r>
-        <w:t>)</w:t>
+        <w:t>Allows runtime administrators to modify user-facing settings that alter appearance, behaviour, or metadata of the system. Enables non-developers to control features like branding, SEO, or content discoverability. (Entities: SystemSetting)</w:t>
       </w:r>
     </w:p>
     <w:p>
@@ -2554,15 +2484,7 @@
         <w:pStyle w:val="BodyText"/>
       </w:pPr>
       <w:r>
-        <w:t xml:space="preserve">Handles inbound requests and applies pre- and post-processing logic. Includes middleware handling, auditing hooks, transaction finalisation, and guarantees of change persistence. (Entities: </w:t>
-      </w:r>
-      <w:proofErr w:type="spellStart"/>
-      <w:r>
-        <w:t>RequestContext</w:t>
-      </w:r>
-      <w:proofErr w:type="spellEnd"/>
-      <w:r>
-        <w:t>)</w:t>
+        <w:t>Handles inbound requests and applies pre- and post-processing logic. Includes middleware handling, auditing hooks, transaction finalisation, and guarantees of change persistence. (Entities: RequestContext)</w:t>
       </w:r>
     </w:p>
     <w:p>
@@ -2716,15 +2638,7 @@
         <w:t xml:space="preserve"> is about settings device integration values that don’t change between deployments, system settings </w:t>
       </w:r>
       <w:r>
-        <w:t xml:space="preserve">are values that </w:t>
-      </w:r>
-      <w:proofErr w:type="gramStart"/>
-      <w:r>
-        <w:t>are persisted</w:t>
-      </w:r>
-      <w:proofErr w:type="gramEnd"/>
-      <w:r>
-        <w:t xml:space="preserve"> is system data stores (</w:t>
+        <w:t>are values that are persisted is system data stores (</w:t>
       </w:r>
       <w:r>
         <w:t>e.g.</w:t>
@@ -2771,15 +2685,7 @@
         <w:t xml:space="preserve"> is a foundational capability </w:t>
       </w:r>
       <w:r>
-        <w:t xml:space="preserve">to ensure state changes </w:t>
-      </w:r>
-      <w:proofErr w:type="gramStart"/>
-      <w:r>
-        <w:t>are persisted</w:t>
-      </w:r>
-      <w:proofErr w:type="gramEnd"/>
-      <w:r>
-        <w:t xml:space="preserve"> to the data store</w:t>
+        <w:t>to ensure state changes are persisted to the data store</w:t>
       </w:r>
       <w:r>
         <w:t>, even if the developer hasn’t implicitly programmatically Committed changes (i.e., it just works transparently)</w:t>
@@ -2918,54 +2824,22 @@
         <w:t>P</w:t>
       </w:r>
       <w:r>
+        <w:t xml:space="preserve">ermissions include CanJoin, CanInvite, CanRemove, </w:t>
+      </w:r>
+      <w:r>
+        <w:t xml:space="preserve">etc, while </w:t>
+      </w:r>
+      <w:r>
+        <w:t xml:space="preserve">Resource </w:t>
+      </w:r>
+      <w:r>
+        <w:t>P</w:t>
+      </w:r>
+      <w:r>
         <w:t xml:space="preserve">ermissions include </w:t>
       </w:r>
-      <w:proofErr w:type="spellStart"/>
-      <w:r>
-        <w:t>CanJoin</w:t>
-      </w:r>
-      <w:proofErr w:type="spellEnd"/>
-      <w:r>
-        <w:t xml:space="preserve">, </w:t>
-      </w:r>
-      <w:proofErr w:type="spellStart"/>
-      <w:r>
-        <w:t>CanInvite</w:t>
-      </w:r>
-      <w:proofErr w:type="spellEnd"/>
-      <w:r>
-        <w:t xml:space="preserve">, </w:t>
-      </w:r>
-      <w:proofErr w:type="spellStart"/>
-      <w:r>
-        <w:t>CanRemove</w:t>
-      </w:r>
-      <w:proofErr w:type="spellEnd"/>
-      <w:r>
-        <w:t xml:space="preserve">, </w:t>
-      </w:r>
-      <w:r>
-        <w:t xml:space="preserve">etc, while </w:t>
-      </w:r>
-      <w:r>
-        <w:t xml:space="preserve">Resource </w:t>
-      </w:r>
-      <w:r>
-        <w:t>P</w:t>
-      </w:r>
-      <w:r>
-        <w:t xml:space="preserve">ermissions include </w:t>
-      </w:r>
-      <w:r>
-        <w:t xml:space="preserve">permissions to perform actions on Records &amp; Resources, </w:t>
-      </w:r>
-      <w:proofErr w:type="gramStart"/>
-      <w:r>
-        <w:t>including:</w:t>
-      </w:r>
-      <w:proofErr w:type="gramEnd"/>
-      <w:r>
-        <w:t xml:space="preserve"> </w:t>
+      <w:r>
+        <w:t xml:space="preserve">permissions to perform actions on Records &amp; Resources, including: </w:t>
       </w:r>
       <w:r>
         <w:t>Draft, Co</w:t>
@@ -3022,15 +2896,7 @@
     </w:p>
     <w:p>
       <w:r>
-        <w:t xml:space="preserve">Provides the means to signal to </w:t>
-      </w:r>
-      <w:proofErr w:type="gramStart"/>
-      <w:r>
-        <w:t>users</w:t>
-      </w:r>
-      <w:proofErr w:type="gramEnd"/>
-      <w:r>
-        <w:t xml:space="preserve"> </w:t>
+        <w:t xml:space="preserve">Provides the means to signal to users </w:t>
       </w:r>
       <w:r>
         <w:t xml:space="preserve">system-wide messages, such as that the system will be taken offline for a specific duration at a specific time. </w:t>
@@ -3064,14 +2930,12 @@
       <w:r>
         <w:t xml:space="preserve">been replaced by spelling-forgiving &amp; phonetic search that return a list of </w:t>
       </w:r>
-      <w:proofErr w:type="spellStart"/>
       <w:r>
         <w:rPr>
           <w:rFonts w:ascii="Consolas" w:hAnsi="Consolas"/>
         </w:rPr>
         <w:t>SearchItemSummary</w:t>
       </w:r>
-      <w:proofErr w:type="spellEnd"/>
       <w:r>
         <w:t xml:space="preserve"> items to provide a more efficient manner of searching, discovering, </w:t>
       </w:r>
@@ -3528,15 +3392,7 @@
         </w:numPr>
       </w:pPr>
       <w:r>
-        <w:t xml:space="preserve">Personas have relationships with </w:t>
-      </w:r>
-      <w:proofErr w:type="spellStart"/>
-      <w:r>
-        <w:t>othere</w:t>
-      </w:r>
-      <w:proofErr w:type="spellEnd"/>
-      <w:r>
-        <w:t xml:space="preserve"> Personas. </w:t>
+        <w:t xml:space="preserve">Personas have relationships with othere Personas. </w:t>
       </w:r>
     </w:p>
     <w:p>
@@ -3568,23 +3424,7 @@
         </w:numPr>
       </w:pPr>
       <w:r>
-        <w:t xml:space="preserve">A Group of type System issues </w:t>
-      </w:r>
-      <w:proofErr w:type="spellStart"/>
-      <w:r>
-        <w:t>identiifers</w:t>
-      </w:r>
-      <w:proofErr w:type="spellEnd"/>
-      <w:r>
-        <w:t xml:space="preserve"> to its </w:t>
-      </w:r>
-      <w:proofErr w:type="gramStart"/>
-      <w:r>
-        <w:t>Members</w:t>
-      </w:r>
-      <w:proofErr w:type="gramEnd"/>
-      <w:r>
-        <w:t>.</w:t>
+        <w:t>A Group of type System issues identiifers to its Members.</w:t>
       </w:r>
     </w:p>
     <w:p>
@@ -3811,7 +3651,13 @@
       </w:r>
       <w:r>
         <w:br/>
-        <w:t>Accounts a simply a type of Group.</w:t>
+        <w:t>Accounts a</w:t>
+      </w:r>
+      <w:r>
+        <w:t>re</w:t>
+      </w:r>
+      <w:r>
+        <w:t xml:space="preserve"> simply a type of Group.</w:t>
       </w:r>
     </w:p>
     <w:p>
@@ -3957,13 +3803,7 @@
         <w:pStyle w:val="Heading3"/>
       </w:pPr>
       <w:r>
-        <w:t xml:space="preserve">Resource </w:t>
-      </w:r>
-      <w:r>
-        <w:t xml:space="preserve">Management </w:t>
-      </w:r>
-      <w:r>
-        <w:t>Capabilities</w:t>
+        <w:t>Resource Management Capabilities</w:t>
       </w:r>
     </w:p>
     <w:p>
@@ -3979,13 +3819,7 @@
         <w:pStyle w:val="Heading3"/>
       </w:pPr>
       <w:r>
-        <w:t xml:space="preserve">Resource Classification </w:t>
-      </w:r>
-      <w:r>
-        <w:t xml:space="preserve">Management </w:t>
-      </w:r>
-      <w:r>
-        <w:t>Capabilities</w:t>
+        <w:t>Resource Classification Management Capabilities</w:t>
       </w:r>
     </w:p>
     <w:p>
@@ -3993,13 +3827,7 @@
         <w:pStyle w:val="Heading3"/>
       </w:pPr>
       <w:r>
-        <w:t xml:space="preserve">Resource Categorisation </w:t>
-      </w:r>
-      <w:r>
-        <w:t xml:space="preserve">Management </w:t>
-      </w:r>
-      <w:r>
-        <w:t>Capabilities</w:t>
+        <w:t>Resource Categorisation Management Capabilities</w:t>
       </w:r>
     </w:p>
     <w:p>
@@ -4007,13 +3835,7 @@
         <w:pStyle w:val="Heading3"/>
       </w:pPr>
       <w:r>
-        <w:t xml:space="preserve">Resource Grouping </w:t>
-      </w:r>
-      <w:r>
-        <w:t xml:space="preserve">Management </w:t>
-      </w:r>
-      <w:r>
-        <w:t>Capabilities.</w:t>
+        <w:t>Resource Grouping Management Capabilities.</w:t>
       </w:r>
     </w:p>
     <w:p>
@@ -4646,27 +4468,17 @@
       <w:bookmarkEnd w:id="20"/>
     </w:p>
     <w:p>
-      <w:r>
-        <w:fldChar w:fldCharType="begin"/>
-      </w:r>
-      <w:r>
-        <w:instrText xml:space="preserve"> TOC \h \z \c "Table" </w:instrText>
-      </w:r>
-      <w:r>
-        <w:fldChar w:fldCharType="separate"/>
-      </w:r>
-      <w:r>
-        <w:rPr>
-          <w:b/>
-          <w:bCs/>
-          <w:noProof/>
-          <w:lang w:val="en-US"/>
-        </w:rPr>
-        <w:t>No table of figures entries found.</w:t>
-      </w:r>
-      <w:r>
-        <w:fldChar w:fldCharType="end"/>
-      </w:r>
+      <w:fldSimple w:instr=" TOC \h \z \c &quot;Table&quot; ">
+        <w:r>
+          <w:rPr>
+            <w:b/>
+            <w:bCs/>
+            <w:noProof/>
+            <w:lang w:val="en-US"/>
+          </w:rPr>
+          <w:t>No table of figures entries found.</w:t>
+        </w:r>
+      </w:fldSimple>
     </w:p>
     <w:p>
       <w:pPr>
@@ -5108,15 +4920,7 @@
         <w:pStyle w:val="BodyText"/>
       </w:pPr>
       <w:r>
-        <w:t xml:space="preserve">The following are key </w:t>
-      </w:r>
-      <w:proofErr w:type="gramStart"/>
-      <w:r>
-        <w:t>ISO’s</w:t>
-      </w:r>
-      <w:proofErr w:type="gramEnd"/>
-      <w:r>
-        <w:t xml:space="preserve"> to consider when developing solutions:</w:t>
+        <w:t>The following are key ISO’s to consider when developing solutions:</w:t>
       </w:r>
     </w:p>
     <w:p>
@@ -5208,7 +5012,6 @@
       <w:r>
         <w:t xml:space="preserve">: system </w:t>
       </w:r>
-      <w:proofErr w:type="gramStart"/>
       <w:r>
         <w:rPr>
           <w:i/>
@@ -5216,7 +5019,6 @@
         </w:rPr>
         <w:t>user</w:t>
       </w:r>
-      <w:proofErr w:type="gramEnd"/>
       <w:r>
         <w:t xml:space="preserve"> experience qualities</w:t>
       </w:r>
@@ -5332,7 +5134,7 @@
 </file>
 
 <file path=word/endnotes.xml><?xml version="1.0" encoding="utf-8"?>
-<w:endnotes xmlns:wpc="http://schemas.microsoft.com/office/word/2010/wordprocessingCanvas" xmlns:cx="http://schemas.microsoft.com/office/drawing/2014/chartex" xmlns:cx1="http://schemas.microsoft.com/office/drawing/2015/9/8/chartex" xmlns:cx2="http://schemas.microsoft.com/office/drawing/2015/10/21/chartex" xmlns:cx3="http://schemas.microsoft.com/office/drawing/2016/5/9/chartex" xmlns:cx4="http://schemas.microsoft.com/office/drawing/2016/5/10/chartex" xmlns:cx5="http://schemas.microsoft.com/office/drawing/2016/5/11/chartex" xmlns:cx6="http://schemas.microsoft.com/office/drawing/2016/5/12/chartex" xmlns:cx7="http://schemas.microsoft.com/office/drawing/2016/5/13/chartex" xmlns:cx8="http://schemas.microsoft.com/office/drawing/2016/5/14/chartex" xmlns:mc="http://schemas.openxmlformats.org/markup-compatibility/2006" xmlns:aink="http://schemas.microsoft.com/office/drawing/2016/ink" xmlns:am3d="http://schemas.microsoft.com/office/drawing/2017/model3d" xmlns:o="urn:schemas-microsoft-com:office:office" xmlns:oel="http://schemas.microsoft.com/office/2019/extlst" xmlns:r="http://schemas.openxmlformats.org/officeDocument/2006/relationships" xmlns:m="http://schemas.openxmlformats.org/officeDocument/2006/math" xmlns:v="urn:schemas-microsoft-com:vml" xmlns:wp14="http://schemas.microsoft.com/office/word/2010/wordprocessingDrawing" xmlns:wp="http://schemas.openxmlformats.org/drawingml/2006/wordprocessingDrawing" xmlns:w10="urn:schemas-microsoft-com:office:word" xmlns:w="http://schemas.openxmlformats.org/wordprocessingml/2006/main" xmlns:w14="http://schemas.microsoft.com/office/word/2010/wordml" xmlns:w15="http://schemas.microsoft.com/office/word/2012/wordml" xmlns:w16cex="http://schemas.microsoft.com/office/word/2018/wordml/cex" xmlns:w16cid="http://schemas.microsoft.com/office/word/2016/wordml/cid" xmlns:w16="http://schemas.microsoft.com/office/word/2018/wordml" xmlns:w16sdtdh="http://schemas.microsoft.com/office/word/2020/wordml/sdtdatahash" xmlns:w16se="http://schemas.microsoft.com/office/word/2015/wordml/symex" xmlns:wpg="http://schemas.microsoft.com/office/word/2010/wordprocessingGroup" xmlns:wpi="http://schemas.microsoft.com/office/word/2010/wordprocessingInk" xmlns:wne="http://schemas.microsoft.com/office/word/2006/wordml" xmlns:wps="http://schemas.microsoft.com/office/word/2010/wordprocessingShape" mc:Ignorable="w14 w15 w16se w16cid w16 w16cex w16sdtdh wp14">
+<w:endnotes xmlns:wpc="http://schemas.microsoft.com/office/word/2010/wordprocessingCanvas" xmlns:cx="http://schemas.microsoft.com/office/drawing/2014/chartex" xmlns:cx1="http://schemas.microsoft.com/office/drawing/2015/9/8/chartex" xmlns:cx2="http://schemas.microsoft.com/office/drawing/2015/10/21/chartex" xmlns:cx3="http://schemas.microsoft.com/office/drawing/2016/5/9/chartex" xmlns:cx4="http://schemas.microsoft.com/office/drawing/2016/5/10/chartex" xmlns:cx5="http://schemas.microsoft.com/office/drawing/2016/5/11/chartex" xmlns:cx6="http://schemas.microsoft.com/office/drawing/2016/5/12/chartex" xmlns:cx7="http://schemas.microsoft.com/office/drawing/2016/5/13/chartex" xmlns:cx8="http://schemas.microsoft.com/office/drawing/2016/5/14/chartex" xmlns:mc="http://schemas.openxmlformats.org/markup-compatibility/2006" xmlns:aink="http://schemas.microsoft.com/office/drawing/2016/ink" xmlns:am3d="http://schemas.microsoft.com/office/drawing/2017/model3d" xmlns:o="urn:schemas-microsoft-com:office:office" xmlns:oel="http://schemas.microsoft.com/office/2019/extlst" xmlns:r="http://schemas.openxmlformats.org/officeDocument/2006/relationships" xmlns:m="http://schemas.openxmlformats.org/officeDocument/2006/math" xmlns:v="urn:schemas-microsoft-com:vml" xmlns:wp14="http://schemas.microsoft.com/office/word/2010/wordprocessingDrawing" xmlns:wp="http://schemas.openxmlformats.org/drawingml/2006/wordprocessingDrawing" xmlns:w10="urn:schemas-microsoft-com:office:word" xmlns:w="http://schemas.openxmlformats.org/wordprocessingml/2006/main" xmlns:w14="http://schemas.microsoft.com/office/word/2010/wordml" xmlns:w15="http://schemas.microsoft.com/office/word/2012/wordml" xmlns:w16cex="http://schemas.microsoft.com/office/word/2018/wordml/cex" xmlns:w16cid="http://schemas.microsoft.com/office/word/2016/wordml/cid" xmlns:w16="http://schemas.microsoft.com/office/word/2018/wordml" xmlns:w16du="http://schemas.microsoft.com/office/word/2023/wordml/word16du" xmlns:w16sdtdh="http://schemas.microsoft.com/office/word/2020/wordml/sdtdatahash" xmlns:w16sdtfl="http://schemas.microsoft.com/office/word/2024/wordml/sdtformatlock" xmlns:w16se="http://schemas.microsoft.com/office/word/2015/wordml/symex" xmlns:wpg="http://schemas.microsoft.com/office/word/2010/wordprocessingGroup" xmlns:wpi="http://schemas.microsoft.com/office/word/2010/wordprocessingInk" xmlns:wne="http://schemas.microsoft.com/office/word/2006/wordml" xmlns:wps="http://schemas.microsoft.com/office/word/2010/wordprocessingShape" mc:Ignorable="w14 w15 w16se w16cid w16 w16cex w16sdtdh w16sdtfl w16du wp14">
   <w:endnote w:type="separator" w:id="-1">
     <w:p>
       <w:pPr>
@@ -5367,7 +5169,7 @@
 </file>
 
 <file path=word/footer1.xml><?xml version="1.0" encoding="utf-8"?>
-<w:ftr xmlns:wpc="http://schemas.microsoft.com/office/word/2010/wordprocessingCanvas" xmlns:cx="http://schemas.microsoft.com/office/drawing/2014/chartex" xmlns:cx1="http://schemas.microsoft.com/office/drawing/2015/9/8/chartex" xmlns:cx2="http://schemas.microsoft.com/office/drawing/2015/10/21/chartex" xmlns:cx3="http://schemas.microsoft.com/office/drawing/2016/5/9/chartex" xmlns:cx4="http://schemas.microsoft.com/office/drawing/2016/5/10/chartex" xmlns:cx5="http://schemas.microsoft.com/office/drawing/2016/5/11/chartex" xmlns:cx6="http://schemas.microsoft.com/office/drawing/2016/5/12/chartex" xmlns:cx7="http://schemas.microsoft.com/office/drawing/2016/5/13/chartex" xmlns:cx8="http://schemas.microsoft.com/office/drawing/2016/5/14/chartex" xmlns:mc="http://schemas.openxmlformats.org/markup-compatibility/2006" xmlns:aink="http://schemas.microsoft.com/office/drawing/2016/ink" xmlns:am3d="http://schemas.microsoft.com/office/drawing/2017/model3d" xmlns:o="urn:schemas-microsoft-com:office:office" xmlns:oel="http://schemas.microsoft.com/office/2019/extlst" xmlns:r="http://schemas.openxmlformats.org/officeDocument/2006/relationships" xmlns:m="http://schemas.openxmlformats.org/officeDocument/2006/math" xmlns:v="urn:schemas-microsoft-com:vml" xmlns:wp14="http://schemas.microsoft.com/office/word/2010/wordprocessingDrawing" xmlns:wp="http://schemas.openxmlformats.org/drawingml/2006/wordprocessingDrawing" xmlns:w10="urn:schemas-microsoft-com:office:word" xmlns:w="http://schemas.openxmlformats.org/wordprocessingml/2006/main" xmlns:w14="http://schemas.microsoft.com/office/word/2010/wordml" xmlns:w15="http://schemas.microsoft.com/office/word/2012/wordml" xmlns:w16cex="http://schemas.microsoft.com/office/word/2018/wordml/cex" xmlns:w16cid="http://schemas.microsoft.com/office/word/2016/wordml/cid" xmlns:w16="http://schemas.microsoft.com/office/word/2018/wordml" xmlns:w16sdtdh="http://schemas.microsoft.com/office/word/2020/wordml/sdtdatahash" xmlns:w16se="http://schemas.microsoft.com/office/word/2015/wordml/symex" xmlns:wpg="http://schemas.microsoft.com/office/word/2010/wordprocessingGroup" xmlns:wpi="http://schemas.microsoft.com/office/word/2010/wordprocessingInk" xmlns:wne="http://schemas.microsoft.com/office/word/2006/wordml" xmlns:wps="http://schemas.microsoft.com/office/word/2010/wordprocessingShape" mc:Ignorable="w14 w15 w16se w16cid w16 w16cex w16sdtdh wp14">
+<w:ftr xmlns:wpc="http://schemas.microsoft.com/office/word/2010/wordprocessingCanvas" xmlns:cx="http://schemas.microsoft.com/office/drawing/2014/chartex" xmlns:cx1="http://schemas.microsoft.com/office/drawing/2015/9/8/chartex" xmlns:cx2="http://schemas.microsoft.com/office/drawing/2015/10/21/chartex" xmlns:cx3="http://schemas.microsoft.com/office/drawing/2016/5/9/chartex" xmlns:cx4="http://schemas.microsoft.com/office/drawing/2016/5/10/chartex" xmlns:cx5="http://schemas.microsoft.com/office/drawing/2016/5/11/chartex" xmlns:cx6="http://schemas.microsoft.com/office/drawing/2016/5/12/chartex" xmlns:cx7="http://schemas.microsoft.com/office/drawing/2016/5/13/chartex" xmlns:cx8="http://schemas.microsoft.com/office/drawing/2016/5/14/chartex" xmlns:mc="http://schemas.openxmlformats.org/markup-compatibility/2006" xmlns:aink="http://schemas.microsoft.com/office/drawing/2016/ink" xmlns:am3d="http://schemas.microsoft.com/office/drawing/2017/model3d" xmlns:o="urn:schemas-microsoft-com:office:office" xmlns:oel="http://schemas.microsoft.com/office/2019/extlst" xmlns:r="http://schemas.openxmlformats.org/officeDocument/2006/relationships" xmlns:m="http://schemas.openxmlformats.org/officeDocument/2006/math" xmlns:v="urn:schemas-microsoft-com:vml" xmlns:wp14="http://schemas.microsoft.com/office/word/2010/wordprocessingDrawing" xmlns:wp="http://schemas.openxmlformats.org/drawingml/2006/wordprocessingDrawing" xmlns:w10="urn:schemas-microsoft-com:office:word" xmlns:w="http://schemas.openxmlformats.org/wordprocessingml/2006/main" xmlns:w14="http://schemas.microsoft.com/office/word/2010/wordml" xmlns:w15="http://schemas.microsoft.com/office/word/2012/wordml" xmlns:w16cex="http://schemas.microsoft.com/office/word/2018/wordml/cex" xmlns:w16cid="http://schemas.microsoft.com/office/word/2016/wordml/cid" xmlns:w16="http://schemas.microsoft.com/office/word/2018/wordml" xmlns:w16du="http://schemas.microsoft.com/office/word/2023/wordml/word16du" xmlns:w16sdtdh="http://schemas.microsoft.com/office/word/2020/wordml/sdtdatahash" xmlns:w16sdtfl="http://schemas.microsoft.com/office/word/2024/wordml/sdtformatlock" xmlns:w16se="http://schemas.microsoft.com/office/word/2015/wordml/symex" xmlns:wpg="http://schemas.microsoft.com/office/word/2010/wordprocessingGroup" xmlns:wpi="http://schemas.microsoft.com/office/word/2010/wordprocessingInk" xmlns:wne="http://schemas.microsoft.com/office/word/2006/wordml" xmlns:wps="http://schemas.microsoft.com/office/word/2010/wordprocessingShape" mc:Ignorable="w14 w15 w16se w16cid w16 w16cex w16sdtdh w16sdtfl w16du wp14">
   <w:p>
     <w:pPr>
       <w:pStyle w:val="Footer"/>
@@ -5498,7 +5300,7 @@
 </file>
 
 <file path=word/footer2.xml><?xml version="1.0" encoding="utf-8"?>
-<w:ftr xmlns:wpc="http://schemas.microsoft.com/office/word/2010/wordprocessingCanvas" xmlns:cx="http://schemas.microsoft.com/office/drawing/2014/chartex" xmlns:cx1="http://schemas.microsoft.com/office/drawing/2015/9/8/chartex" xmlns:cx2="http://schemas.microsoft.com/office/drawing/2015/10/21/chartex" xmlns:cx3="http://schemas.microsoft.com/office/drawing/2016/5/9/chartex" xmlns:cx4="http://schemas.microsoft.com/office/drawing/2016/5/10/chartex" xmlns:cx5="http://schemas.microsoft.com/office/drawing/2016/5/11/chartex" xmlns:cx6="http://schemas.microsoft.com/office/drawing/2016/5/12/chartex" xmlns:cx7="http://schemas.microsoft.com/office/drawing/2016/5/13/chartex" xmlns:cx8="http://schemas.microsoft.com/office/drawing/2016/5/14/chartex" xmlns:mc="http://schemas.openxmlformats.org/markup-compatibility/2006" xmlns:aink="http://schemas.microsoft.com/office/drawing/2016/ink" xmlns:am3d="http://schemas.microsoft.com/office/drawing/2017/model3d" xmlns:o="urn:schemas-microsoft-com:office:office" xmlns:oel="http://schemas.microsoft.com/office/2019/extlst" xmlns:r="http://schemas.openxmlformats.org/officeDocument/2006/relationships" xmlns:m="http://schemas.openxmlformats.org/officeDocument/2006/math" xmlns:v="urn:schemas-microsoft-com:vml" xmlns:wp14="http://schemas.microsoft.com/office/word/2010/wordprocessingDrawing" xmlns:wp="http://schemas.openxmlformats.org/drawingml/2006/wordprocessingDrawing" xmlns:w10="urn:schemas-microsoft-com:office:word" xmlns:w="http://schemas.openxmlformats.org/wordprocessingml/2006/main" xmlns:w14="http://schemas.microsoft.com/office/word/2010/wordml" xmlns:w15="http://schemas.microsoft.com/office/word/2012/wordml" xmlns:w16cex="http://schemas.microsoft.com/office/word/2018/wordml/cex" xmlns:w16cid="http://schemas.microsoft.com/office/word/2016/wordml/cid" xmlns:w16="http://schemas.microsoft.com/office/word/2018/wordml" xmlns:w16sdtdh="http://schemas.microsoft.com/office/word/2020/wordml/sdtdatahash" xmlns:w16se="http://schemas.microsoft.com/office/word/2015/wordml/symex" xmlns:wpg="http://schemas.microsoft.com/office/word/2010/wordprocessingGroup" xmlns:wpi="http://schemas.microsoft.com/office/word/2010/wordprocessingInk" xmlns:wne="http://schemas.microsoft.com/office/word/2006/wordml" xmlns:wps="http://schemas.microsoft.com/office/word/2010/wordprocessingShape" mc:Ignorable="w14 w15 w16se w16cid w16 w16cex w16sdtdh wp14">
+<w:ftr xmlns:wpc="http://schemas.microsoft.com/office/word/2010/wordprocessingCanvas" xmlns:cx="http://schemas.microsoft.com/office/drawing/2014/chartex" xmlns:cx1="http://schemas.microsoft.com/office/drawing/2015/9/8/chartex" xmlns:cx2="http://schemas.microsoft.com/office/drawing/2015/10/21/chartex" xmlns:cx3="http://schemas.microsoft.com/office/drawing/2016/5/9/chartex" xmlns:cx4="http://schemas.microsoft.com/office/drawing/2016/5/10/chartex" xmlns:cx5="http://schemas.microsoft.com/office/drawing/2016/5/11/chartex" xmlns:cx6="http://schemas.microsoft.com/office/drawing/2016/5/12/chartex" xmlns:cx7="http://schemas.microsoft.com/office/drawing/2016/5/13/chartex" xmlns:cx8="http://schemas.microsoft.com/office/drawing/2016/5/14/chartex" xmlns:mc="http://schemas.openxmlformats.org/markup-compatibility/2006" xmlns:aink="http://schemas.microsoft.com/office/drawing/2016/ink" xmlns:am3d="http://schemas.microsoft.com/office/drawing/2017/model3d" xmlns:o="urn:schemas-microsoft-com:office:office" xmlns:oel="http://schemas.microsoft.com/office/2019/extlst" xmlns:r="http://schemas.openxmlformats.org/officeDocument/2006/relationships" xmlns:m="http://schemas.openxmlformats.org/officeDocument/2006/math" xmlns:v="urn:schemas-microsoft-com:vml" xmlns:wp14="http://schemas.microsoft.com/office/word/2010/wordprocessingDrawing" xmlns:wp="http://schemas.openxmlformats.org/drawingml/2006/wordprocessingDrawing" xmlns:w10="urn:schemas-microsoft-com:office:word" xmlns:w="http://schemas.openxmlformats.org/wordprocessingml/2006/main" xmlns:w14="http://schemas.microsoft.com/office/word/2010/wordml" xmlns:w15="http://schemas.microsoft.com/office/word/2012/wordml" xmlns:w16cex="http://schemas.microsoft.com/office/word/2018/wordml/cex" xmlns:w16cid="http://schemas.microsoft.com/office/word/2016/wordml/cid" xmlns:w16="http://schemas.microsoft.com/office/word/2018/wordml" xmlns:w16du="http://schemas.microsoft.com/office/word/2023/wordml/word16du" xmlns:w16sdtdh="http://schemas.microsoft.com/office/word/2020/wordml/sdtdatahash" xmlns:w16sdtfl="http://schemas.microsoft.com/office/word/2024/wordml/sdtformatlock" xmlns:w16se="http://schemas.microsoft.com/office/word/2015/wordml/symex" xmlns:wpg="http://schemas.microsoft.com/office/word/2010/wordprocessingGroup" xmlns:wpi="http://schemas.microsoft.com/office/word/2010/wordprocessingInk" xmlns:wne="http://schemas.microsoft.com/office/word/2006/wordml" xmlns:wps="http://schemas.microsoft.com/office/word/2010/wordprocessingShape" mc:Ignorable="w14 w15 w16se w16cid w16 w16cex w16sdtdh w16sdtfl w16du wp14">
   <w:p>
     <w:pPr>
       <w:pStyle w:val="Footer"/>
@@ -5671,7 +5473,7 @@
 </file>
 
 <file path=word/footer3.xml><?xml version="1.0" encoding="utf-8"?>
-<w:ftr xmlns:wpc="http://schemas.microsoft.com/office/word/2010/wordprocessingCanvas" xmlns:cx="http://schemas.microsoft.com/office/drawing/2014/chartex" xmlns:cx1="http://schemas.microsoft.com/office/drawing/2015/9/8/chartex" xmlns:cx2="http://schemas.microsoft.com/office/drawing/2015/10/21/chartex" xmlns:cx3="http://schemas.microsoft.com/office/drawing/2016/5/9/chartex" xmlns:cx4="http://schemas.microsoft.com/office/drawing/2016/5/10/chartex" xmlns:cx5="http://schemas.microsoft.com/office/drawing/2016/5/11/chartex" xmlns:cx6="http://schemas.microsoft.com/office/drawing/2016/5/12/chartex" xmlns:cx7="http://schemas.microsoft.com/office/drawing/2016/5/13/chartex" xmlns:cx8="http://schemas.microsoft.com/office/drawing/2016/5/14/chartex" xmlns:mc="http://schemas.openxmlformats.org/markup-compatibility/2006" xmlns:aink="http://schemas.microsoft.com/office/drawing/2016/ink" xmlns:am3d="http://schemas.microsoft.com/office/drawing/2017/model3d" xmlns:o="urn:schemas-microsoft-com:office:office" xmlns:oel="http://schemas.microsoft.com/office/2019/extlst" xmlns:r="http://schemas.openxmlformats.org/officeDocument/2006/relationships" xmlns:m="http://schemas.openxmlformats.org/officeDocument/2006/math" xmlns:v="urn:schemas-microsoft-com:vml" xmlns:wp14="http://schemas.microsoft.com/office/word/2010/wordprocessingDrawing" xmlns:wp="http://schemas.openxmlformats.org/drawingml/2006/wordprocessingDrawing" xmlns:w10="urn:schemas-microsoft-com:office:word" xmlns:w="http://schemas.openxmlformats.org/wordprocessingml/2006/main" xmlns:w14="http://schemas.microsoft.com/office/word/2010/wordml" xmlns:w15="http://schemas.microsoft.com/office/word/2012/wordml" xmlns:w16cex="http://schemas.microsoft.com/office/word/2018/wordml/cex" xmlns:w16cid="http://schemas.microsoft.com/office/word/2016/wordml/cid" xmlns:w16="http://schemas.microsoft.com/office/word/2018/wordml" xmlns:w16sdtdh="http://schemas.microsoft.com/office/word/2020/wordml/sdtdatahash" xmlns:w16se="http://schemas.microsoft.com/office/word/2015/wordml/symex" xmlns:wpg="http://schemas.microsoft.com/office/word/2010/wordprocessingGroup" xmlns:wpi="http://schemas.microsoft.com/office/word/2010/wordprocessingInk" xmlns:wne="http://schemas.microsoft.com/office/word/2006/wordml" xmlns:wps="http://schemas.microsoft.com/office/word/2010/wordprocessingShape" mc:Ignorable="w14 w15 w16se w16cid w16 w16cex w16sdtdh wp14">
+<w:ftr xmlns:wpc="http://schemas.microsoft.com/office/word/2010/wordprocessingCanvas" xmlns:cx="http://schemas.microsoft.com/office/drawing/2014/chartex" xmlns:cx1="http://schemas.microsoft.com/office/drawing/2015/9/8/chartex" xmlns:cx2="http://schemas.microsoft.com/office/drawing/2015/10/21/chartex" xmlns:cx3="http://schemas.microsoft.com/office/drawing/2016/5/9/chartex" xmlns:cx4="http://schemas.microsoft.com/office/drawing/2016/5/10/chartex" xmlns:cx5="http://schemas.microsoft.com/office/drawing/2016/5/11/chartex" xmlns:cx6="http://schemas.microsoft.com/office/drawing/2016/5/12/chartex" xmlns:cx7="http://schemas.microsoft.com/office/drawing/2016/5/13/chartex" xmlns:cx8="http://schemas.microsoft.com/office/drawing/2016/5/14/chartex" xmlns:mc="http://schemas.openxmlformats.org/markup-compatibility/2006" xmlns:aink="http://schemas.microsoft.com/office/drawing/2016/ink" xmlns:am3d="http://schemas.microsoft.com/office/drawing/2017/model3d" xmlns:o="urn:schemas-microsoft-com:office:office" xmlns:oel="http://schemas.microsoft.com/office/2019/extlst" xmlns:r="http://schemas.openxmlformats.org/officeDocument/2006/relationships" xmlns:m="http://schemas.openxmlformats.org/officeDocument/2006/math" xmlns:v="urn:schemas-microsoft-com:vml" xmlns:wp14="http://schemas.microsoft.com/office/word/2010/wordprocessingDrawing" xmlns:wp="http://schemas.openxmlformats.org/drawingml/2006/wordprocessingDrawing" xmlns:w10="urn:schemas-microsoft-com:office:word" xmlns:w="http://schemas.openxmlformats.org/wordprocessingml/2006/main" xmlns:w14="http://schemas.microsoft.com/office/word/2010/wordml" xmlns:w15="http://schemas.microsoft.com/office/word/2012/wordml" xmlns:w16cex="http://schemas.microsoft.com/office/word/2018/wordml/cex" xmlns:w16cid="http://schemas.microsoft.com/office/word/2016/wordml/cid" xmlns:w16="http://schemas.microsoft.com/office/word/2018/wordml" xmlns:w16du="http://schemas.microsoft.com/office/word/2023/wordml/word16du" xmlns:w16sdtdh="http://schemas.microsoft.com/office/word/2020/wordml/sdtdatahash" xmlns:w16sdtfl="http://schemas.microsoft.com/office/word/2024/wordml/sdtformatlock" xmlns:w16se="http://schemas.microsoft.com/office/word/2015/wordml/symex" xmlns:wpg="http://schemas.microsoft.com/office/word/2010/wordprocessingGroup" xmlns:wpi="http://schemas.microsoft.com/office/word/2010/wordprocessingInk" xmlns:wne="http://schemas.microsoft.com/office/word/2006/wordml" xmlns:wps="http://schemas.microsoft.com/office/word/2010/wordprocessingShape" mc:Ignorable="w14 w15 w16se w16cid w16 w16cex w16sdtdh w16sdtfl w16du wp14">
   <w:p>
     <w:pPr>
       <w:pStyle w:val="Footer"/>
@@ -5838,7 +5640,7 @@
 </file>
 
 <file path=word/footnotes.xml><?xml version="1.0" encoding="utf-8"?>
-<w:footnotes xmlns:wpc="http://schemas.microsoft.com/office/word/2010/wordprocessingCanvas" xmlns:cx="http://schemas.microsoft.com/office/drawing/2014/chartex" xmlns:cx1="http://schemas.microsoft.com/office/drawing/2015/9/8/chartex" xmlns:cx2="http://schemas.microsoft.com/office/drawing/2015/10/21/chartex" xmlns:cx3="http://schemas.microsoft.com/office/drawing/2016/5/9/chartex" xmlns:cx4="http://schemas.microsoft.com/office/drawing/2016/5/10/chartex" xmlns:cx5="http://schemas.microsoft.com/office/drawing/2016/5/11/chartex" xmlns:cx6="http://schemas.microsoft.com/office/drawing/2016/5/12/chartex" xmlns:cx7="http://schemas.microsoft.com/office/drawing/2016/5/13/chartex" xmlns:cx8="http://schemas.microsoft.com/office/drawing/2016/5/14/chartex" xmlns:mc="http://schemas.openxmlformats.org/markup-compatibility/2006" xmlns:aink="http://schemas.microsoft.com/office/drawing/2016/ink" xmlns:am3d="http://schemas.microsoft.com/office/drawing/2017/model3d" xmlns:o="urn:schemas-microsoft-com:office:office" xmlns:oel="http://schemas.microsoft.com/office/2019/extlst" xmlns:r="http://schemas.openxmlformats.org/officeDocument/2006/relationships" xmlns:m="http://schemas.openxmlformats.org/officeDocument/2006/math" xmlns:v="urn:schemas-microsoft-com:vml" xmlns:wp14="http://schemas.microsoft.com/office/word/2010/wordprocessingDrawing" xmlns:wp="http://schemas.openxmlformats.org/drawingml/2006/wordprocessingDrawing" xmlns:w10="urn:schemas-microsoft-com:office:word" xmlns:w="http://schemas.openxmlformats.org/wordprocessingml/2006/main" xmlns:w14="http://schemas.microsoft.com/office/word/2010/wordml" xmlns:w15="http://schemas.microsoft.com/office/word/2012/wordml" xmlns:w16cex="http://schemas.microsoft.com/office/word/2018/wordml/cex" xmlns:w16cid="http://schemas.microsoft.com/office/word/2016/wordml/cid" xmlns:w16="http://schemas.microsoft.com/office/word/2018/wordml" xmlns:w16sdtdh="http://schemas.microsoft.com/office/word/2020/wordml/sdtdatahash" xmlns:w16se="http://schemas.microsoft.com/office/word/2015/wordml/symex" xmlns:wpg="http://schemas.microsoft.com/office/word/2010/wordprocessingGroup" xmlns:wpi="http://schemas.microsoft.com/office/word/2010/wordprocessingInk" xmlns:wne="http://schemas.microsoft.com/office/word/2006/wordml" xmlns:wps="http://schemas.microsoft.com/office/word/2010/wordprocessingShape" mc:Ignorable="w14 w15 w16se w16cid w16 w16cex w16sdtdh wp14">
+<w:footnotes xmlns:wpc="http://schemas.microsoft.com/office/word/2010/wordprocessingCanvas" xmlns:cx="http://schemas.microsoft.com/office/drawing/2014/chartex" xmlns:cx1="http://schemas.microsoft.com/office/drawing/2015/9/8/chartex" xmlns:cx2="http://schemas.microsoft.com/office/drawing/2015/10/21/chartex" xmlns:cx3="http://schemas.microsoft.com/office/drawing/2016/5/9/chartex" xmlns:cx4="http://schemas.microsoft.com/office/drawing/2016/5/10/chartex" xmlns:cx5="http://schemas.microsoft.com/office/drawing/2016/5/11/chartex" xmlns:cx6="http://schemas.microsoft.com/office/drawing/2016/5/12/chartex" xmlns:cx7="http://schemas.microsoft.com/office/drawing/2016/5/13/chartex" xmlns:cx8="http://schemas.microsoft.com/office/drawing/2016/5/14/chartex" xmlns:mc="http://schemas.openxmlformats.org/markup-compatibility/2006" xmlns:aink="http://schemas.microsoft.com/office/drawing/2016/ink" xmlns:am3d="http://schemas.microsoft.com/office/drawing/2017/model3d" xmlns:o="urn:schemas-microsoft-com:office:office" xmlns:oel="http://schemas.microsoft.com/office/2019/extlst" xmlns:r="http://schemas.openxmlformats.org/officeDocument/2006/relationships" xmlns:m="http://schemas.openxmlformats.org/officeDocument/2006/math" xmlns:v="urn:schemas-microsoft-com:vml" xmlns:wp14="http://schemas.microsoft.com/office/word/2010/wordprocessingDrawing" xmlns:wp="http://schemas.openxmlformats.org/drawingml/2006/wordprocessingDrawing" xmlns:w10="urn:schemas-microsoft-com:office:word" xmlns:w="http://schemas.openxmlformats.org/wordprocessingml/2006/main" xmlns:w14="http://schemas.microsoft.com/office/word/2010/wordml" xmlns:w15="http://schemas.microsoft.com/office/word/2012/wordml" xmlns:w16cex="http://schemas.microsoft.com/office/word/2018/wordml/cex" xmlns:w16cid="http://schemas.microsoft.com/office/word/2016/wordml/cid" xmlns:w16="http://schemas.microsoft.com/office/word/2018/wordml" xmlns:w16du="http://schemas.microsoft.com/office/word/2023/wordml/word16du" xmlns:w16sdtdh="http://schemas.microsoft.com/office/word/2020/wordml/sdtdatahash" xmlns:w16sdtfl="http://schemas.microsoft.com/office/word/2024/wordml/sdtformatlock" xmlns:w16se="http://schemas.microsoft.com/office/word/2015/wordml/symex" xmlns:wpg="http://schemas.microsoft.com/office/word/2010/wordprocessingGroup" xmlns:wpi="http://schemas.microsoft.com/office/word/2010/wordprocessingInk" xmlns:wne="http://schemas.microsoft.com/office/word/2006/wordml" xmlns:wps="http://schemas.microsoft.com/office/word/2010/wordprocessingShape" mc:Ignorable="w14 w15 w16se w16cid w16 w16cex w16sdtdh w16sdtfl w16du wp14">
   <w:footnote w:type="separator" w:id="-1">
     <w:p>
       <w:pPr>
@@ -5873,7 +5675,7 @@
 </file>
 
 <file path=word/header1.xml><?xml version="1.0" encoding="utf-8"?>
-<w:hdr xmlns:wpc="http://schemas.microsoft.com/office/word/2010/wordprocessingCanvas" xmlns:cx="http://schemas.microsoft.com/office/drawing/2014/chartex" xmlns:cx1="http://schemas.microsoft.com/office/drawing/2015/9/8/chartex" xmlns:cx2="http://schemas.microsoft.com/office/drawing/2015/10/21/chartex" xmlns:cx3="http://schemas.microsoft.com/office/drawing/2016/5/9/chartex" xmlns:cx4="http://schemas.microsoft.com/office/drawing/2016/5/10/chartex" xmlns:cx5="http://schemas.microsoft.com/office/drawing/2016/5/11/chartex" xmlns:cx6="http://schemas.microsoft.com/office/drawing/2016/5/12/chartex" xmlns:cx7="http://schemas.microsoft.com/office/drawing/2016/5/13/chartex" xmlns:cx8="http://schemas.microsoft.com/office/drawing/2016/5/14/chartex" xmlns:mc="http://schemas.openxmlformats.org/markup-compatibility/2006" xmlns:aink="http://schemas.microsoft.com/office/drawing/2016/ink" xmlns:am3d="http://schemas.microsoft.com/office/drawing/2017/model3d" xmlns:o="urn:schemas-microsoft-com:office:office" xmlns:oel="http://schemas.microsoft.com/office/2019/extlst" xmlns:r="http://schemas.openxmlformats.org/officeDocument/2006/relationships" xmlns:m="http://schemas.openxmlformats.org/officeDocument/2006/math" xmlns:v="urn:schemas-microsoft-com:vml" xmlns:wp14="http://schemas.microsoft.com/office/word/2010/wordprocessingDrawing" xmlns:wp="http://schemas.openxmlformats.org/drawingml/2006/wordprocessingDrawing" xmlns:w10="urn:schemas-microsoft-com:office:word" xmlns:w="http://schemas.openxmlformats.org/wordprocessingml/2006/main" xmlns:w14="http://schemas.microsoft.com/office/word/2010/wordml" xmlns:w15="http://schemas.microsoft.com/office/word/2012/wordml" xmlns:w16cex="http://schemas.microsoft.com/office/word/2018/wordml/cex" xmlns:w16cid="http://schemas.microsoft.com/office/word/2016/wordml/cid" xmlns:w16="http://schemas.microsoft.com/office/word/2018/wordml" xmlns:w16sdtdh="http://schemas.microsoft.com/office/word/2020/wordml/sdtdatahash" xmlns:w16se="http://schemas.microsoft.com/office/word/2015/wordml/symex" xmlns:wpg="http://schemas.microsoft.com/office/word/2010/wordprocessingGroup" xmlns:wpi="http://schemas.microsoft.com/office/word/2010/wordprocessingInk" xmlns:wne="http://schemas.microsoft.com/office/word/2006/wordml" xmlns:wps="http://schemas.microsoft.com/office/word/2010/wordprocessingShape" mc:Ignorable="w14 w15 w16se w16cid w16 w16cex w16sdtdh wp14">
+<w:hdr xmlns:wpc="http://schemas.microsoft.com/office/word/2010/wordprocessingCanvas" xmlns:cx="http://schemas.microsoft.com/office/drawing/2014/chartex" xmlns:cx1="http://schemas.microsoft.com/office/drawing/2015/9/8/chartex" xmlns:cx2="http://schemas.microsoft.com/office/drawing/2015/10/21/chartex" xmlns:cx3="http://schemas.microsoft.com/office/drawing/2016/5/9/chartex" xmlns:cx4="http://schemas.microsoft.com/office/drawing/2016/5/10/chartex" xmlns:cx5="http://schemas.microsoft.com/office/drawing/2016/5/11/chartex" xmlns:cx6="http://schemas.microsoft.com/office/drawing/2016/5/12/chartex" xmlns:cx7="http://schemas.microsoft.com/office/drawing/2016/5/13/chartex" xmlns:cx8="http://schemas.microsoft.com/office/drawing/2016/5/14/chartex" xmlns:mc="http://schemas.openxmlformats.org/markup-compatibility/2006" xmlns:aink="http://schemas.microsoft.com/office/drawing/2016/ink" xmlns:am3d="http://schemas.microsoft.com/office/drawing/2017/model3d" xmlns:o="urn:schemas-microsoft-com:office:office" xmlns:oel="http://schemas.microsoft.com/office/2019/extlst" xmlns:r="http://schemas.openxmlformats.org/officeDocument/2006/relationships" xmlns:m="http://schemas.openxmlformats.org/officeDocument/2006/math" xmlns:v="urn:schemas-microsoft-com:vml" xmlns:wp14="http://schemas.microsoft.com/office/word/2010/wordprocessingDrawing" xmlns:wp="http://schemas.openxmlformats.org/drawingml/2006/wordprocessingDrawing" xmlns:w10="urn:schemas-microsoft-com:office:word" xmlns:w="http://schemas.openxmlformats.org/wordprocessingml/2006/main" xmlns:w14="http://schemas.microsoft.com/office/word/2010/wordml" xmlns:w15="http://schemas.microsoft.com/office/word/2012/wordml" xmlns:w16cex="http://schemas.microsoft.com/office/word/2018/wordml/cex" xmlns:w16cid="http://schemas.microsoft.com/office/word/2016/wordml/cid" xmlns:w16="http://schemas.microsoft.com/office/word/2018/wordml" xmlns:w16du="http://schemas.microsoft.com/office/word/2023/wordml/word16du" xmlns:w16sdtdh="http://schemas.microsoft.com/office/word/2020/wordml/sdtdatahash" xmlns:w16sdtfl="http://schemas.microsoft.com/office/word/2024/wordml/sdtformatlock" xmlns:w16se="http://schemas.microsoft.com/office/word/2015/wordml/symex" xmlns:wpg="http://schemas.microsoft.com/office/word/2010/wordprocessingGroup" xmlns:wpi="http://schemas.microsoft.com/office/word/2010/wordprocessingInk" xmlns:wne="http://schemas.microsoft.com/office/word/2006/wordml" xmlns:wps="http://schemas.microsoft.com/office/word/2010/wordprocessingShape" mc:Ignorable="w14 w15 w16se w16cid w16 w16cex w16sdtdh w16sdtfl w16du wp14">
   <w:p>
     <w:pPr>
       <w:pStyle w:val="Header"/>
@@ -6004,7 +5806,7 @@
 </file>
 
 <file path=word/header2.xml><?xml version="1.0" encoding="utf-8"?>
-<w:hdr xmlns:wpc="http://schemas.microsoft.com/office/word/2010/wordprocessingCanvas" xmlns:cx="http://schemas.microsoft.com/office/drawing/2014/chartex" xmlns:cx1="http://schemas.microsoft.com/office/drawing/2015/9/8/chartex" xmlns:cx2="http://schemas.microsoft.com/office/drawing/2015/10/21/chartex" xmlns:cx3="http://schemas.microsoft.com/office/drawing/2016/5/9/chartex" xmlns:cx4="http://schemas.microsoft.com/office/drawing/2016/5/10/chartex" xmlns:cx5="http://schemas.microsoft.com/office/drawing/2016/5/11/chartex" xmlns:cx6="http://schemas.microsoft.com/office/drawing/2016/5/12/chartex" xmlns:cx7="http://schemas.microsoft.com/office/drawing/2016/5/13/chartex" xmlns:cx8="http://schemas.microsoft.com/office/drawing/2016/5/14/chartex" xmlns:mc="http://schemas.openxmlformats.org/markup-compatibility/2006" xmlns:aink="http://schemas.microsoft.com/office/drawing/2016/ink" xmlns:am3d="http://schemas.microsoft.com/office/drawing/2017/model3d" xmlns:o="urn:schemas-microsoft-com:office:office" xmlns:oel="http://schemas.microsoft.com/office/2019/extlst" xmlns:r="http://schemas.openxmlformats.org/officeDocument/2006/relationships" xmlns:m="http://schemas.openxmlformats.org/officeDocument/2006/math" xmlns:v="urn:schemas-microsoft-com:vml" xmlns:wp14="http://schemas.microsoft.com/office/word/2010/wordprocessingDrawing" xmlns:wp="http://schemas.openxmlformats.org/drawingml/2006/wordprocessingDrawing" xmlns:w10="urn:schemas-microsoft-com:office:word" xmlns:w="http://schemas.openxmlformats.org/wordprocessingml/2006/main" xmlns:w14="http://schemas.microsoft.com/office/word/2010/wordml" xmlns:w15="http://schemas.microsoft.com/office/word/2012/wordml" xmlns:w16cex="http://schemas.microsoft.com/office/word/2018/wordml/cex" xmlns:w16cid="http://schemas.microsoft.com/office/word/2016/wordml/cid" xmlns:w16="http://schemas.microsoft.com/office/word/2018/wordml" xmlns:w16sdtdh="http://schemas.microsoft.com/office/word/2020/wordml/sdtdatahash" xmlns:w16se="http://schemas.microsoft.com/office/word/2015/wordml/symex" xmlns:wpg="http://schemas.microsoft.com/office/word/2010/wordprocessingGroup" xmlns:wpi="http://schemas.microsoft.com/office/word/2010/wordprocessingInk" xmlns:wne="http://schemas.microsoft.com/office/word/2006/wordml" xmlns:wps="http://schemas.microsoft.com/office/word/2010/wordprocessingShape" mc:Ignorable="w14 w15 w16se w16cid w16 w16cex w16sdtdh wp14">
+<w:hdr xmlns:wpc="http://schemas.microsoft.com/office/word/2010/wordprocessingCanvas" xmlns:cx="http://schemas.microsoft.com/office/drawing/2014/chartex" xmlns:cx1="http://schemas.microsoft.com/office/drawing/2015/9/8/chartex" xmlns:cx2="http://schemas.microsoft.com/office/drawing/2015/10/21/chartex" xmlns:cx3="http://schemas.microsoft.com/office/drawing/2016/5/9/chartex" xmlns:cx4="http://schemas.microsoft.com/office/drawing/2016/5/10/chartex" xmlns:cx5="http://schemas.microsoft.com/office/drawing/2016/5/11/chartex" xmlns:cx6="http://schemas.microsoft.com/office/drawing/2016/5/12/chartex" xmlns:cx7="http://schemas.microsoft.com/office/drawing/2016/5/13/chartex" xmlns:cx8="http://schemas.microsoft.com/office/drawing/2016/5/14/chartex" xmlns:mc="http://schemas.openxmlformats.org/markup-compatibility/2006" xmlns:aink="http://schemas.microsoft.com/office/drawing/2016/ink" xmlns:am3d="http://schemas.microsoft.com/office/drawing/2017/model3d" xmlns:o="urn:schemas-microsoft-com:office:office" xmlns:oel="http://schemas.microsoft.com/office/2019/extlst" xmlns:r="http://schemas.openxmlformats.org/officeDocument/2006/relationships" xmlns:m="http://schemas.openxmlformats.org/officeDocument/2006/math" xmlns:v="urn:schemas-microsoft-com:vml" xmlns:wp14="http://schemas.microsoft.com/office/word/2010/wordprocessingDrawing" xmlns:wp="http://schemas.openxmlformats.org/drawingml/2006/wordprocessingDrawing" xmlns:w10="urn:schemas-microsoft-com:office:word" xmlns:w="http://schemas.openxmlformats.org/wordprocessingml/2006/main" xmlns:w14="http://schemas.microsoft.com/office/word/2010/wordml" xmlns:w15="http://schemas.microsoft.com/office/word/2012/wordml" xmlns:w16cex="http://schemas.microsoft.com/office/word/2018/wordml/cex" xmlns:w16cid="http://schemas.microsoft.com/office/word/2016/wordml/cid" xmlns:w16="http://schemas.microsoft.com/office/word/2018/wordml" xmlns:w16du="http://schemas.microsoft.com/office/word/2023/wordml/word16du" xmlns:w16sdtdh="http://schemas.microsoft.com/office/word/2020/wordml/sdtdatahash" xmlns:w16sdtfl="http://schemas.microsoft.com/office/word/2024/wordml/sdtformatlock" xmlns:w16se="http://schemas.microsoft.com/office/word/2015/wordml/symex" xmlns:wpg="http://schemas.microsoft.com/office/word/2010/wordprocessingGroup" xmlns:wpi="http://schemas.microsoft.com/office/word/2010/wordprocessingInk" xmlns:wne="http://schemas.microsoft.com/office/word/2006/wordml" xmlns:wps="http://schemas.microsoft.com/office/word/2010/wordprocessingShape" mc:Ignorable="w14 w15 w16se w16cid w16 w16cex w16sdtdh w16sdtfl w16du wp14">
   <w:p>
     <w:pPr>
       <w:pStyle w:val="Header"/>
@@ -6135,7 +5937,7 @@
 </file>
 
 <file path=word/header3.xml><?xml version="1.0" encoding="utf-8"?>
-<w:hdr xmlns:wpc="http://schemas.microsoft.com/office/word/2010/wordprocessingCanvas" xmlns:cx="http://schemas.microsoft.com/office/drawing/2014/chartex" xmlns:cx1="http://schemas.microsoft.com/office/drawing/2015/9/8/chartex" xmlns:cx2="http://schemas.microsoft.com/office/drawing/2015/10/21/chartex" xmlns:cx3="http://schemas.microsoft.com/office/drawing/2016/5/9/chartex" xmlns:cx4="http://schemas.microsoft.com/office/drawing/2016/5/10/chartex" xmlns:cx5="http://schemas.microsoft.com/office/drawing/2016/5/11/chartex" xmlns:cx6="http://schemas.microsoft.com/office/drawing/2016/5/12/chartex" xmlns:cx7="http://schemas.microsoft.com/office/drawing/2016/5/13/chartex" xmlns:cx8="http://schemas.microsoft.com/office/drawing/2016/5/14/chartex" xmlns:mc="http://schemas.openxmlformats.org/markup-compatibility/2006" xmlns:aink="http://schemas.microsoft.com/office/drawing/2016/ink" xmlns:am3d="http://schemas.microsoft.com/office/drawing/2017/model3d" xmlns:o="urn:schemas-microsoft-com:office:office" xmlns:oel="http://schemas.microsoft.com/office/2019/extlst" xmlns:r="http://schemas.openxmlformats.org/officeDocument/2006/relationships" xmlns:m="http://schemas.openxmlformats.org/officeDocument/2006/math" xmlns:v="urn:schemas-microsoft-com:vml" xmlns:wp14="http://schemas.microsoft.com/office/word/2010/wordprocessingDrawing" xmlns:wp="http://schemas.openxmlformats.org/drawingml/2006/wordprocessingDrawing" xmlns:w10="urn:schemas-microsoft-com:office:word" xmlns:w="http://schemas.openxmlformats.org/wordprocessingml/2006/main" xmlns:w14="http://schemas.microsoft.com/office/word/2010/wordml" xmlns:w15="http://schemas.microsoft.com/office/word/2012/wordml" xmlns:w16cex="http://schemas.microsoft.com/office/word/2018/wordml/cex" xmlns:w16cid="http://schemas.microsoft.com/office/word/2016/wordml/cid" xmlns:w16="http://schemas.microsoft.com/office/word/2018/wordml" xmlns:w16sdtdh="http://schemas.microsoft.com/office/word/2020/wordml/sdtdatahash" xmlns:w16se="http://schemas.microsoft.com/office/word/2015/wordml/symex" xmlns:wpg="http://schemas.microsoft.com/office/word/2010/wordprocessingGroup" xmlns:wpi="http://schemas.microsoft.com/office/word/2010/wordprocessingInk" xmlns:wne="http://schemas.microsoft.com/office/word/2006/wordml" xmlns:wps="http://schemas.microsoft.com/office/word/2010/wordprocessingShape" mc:Ignorable="w14 w15 w16se w16cid w16 w16cex w16sdtdh wp14">
+<w:hdr xmlns:wpc="http://schemas.microsoft.com/office/word/2010/wordprocessingCanvas" xmlns:cx="http://schemas.microsoft.com/office/drawing/2014/chartex" xmlns:cx1="http://schemas.microsoft.com/office/drawing/2015/9/8/chartex" xmlns:cx2="http://schemas.microsoft.com/office/drawing/2015/10/21/chartex" xmlns:cx3="http://schemas.microsoft.com/office/drawing/2016/5/9/chartex" xmlns:cx4="http://schemas.microsoft.com/office/drawing/2016/5/10/chartex" xmlns:cx5="http://schemas.microsoft.com/office/drawing/2016/5/11/chartex" xmlns:cx6="http://schemas.microsoft.com/office/drawing/2016/5/12/chartex" xmlns:cx7="http://schemas.microsoft.com/office/drawing/2016/5/13/chartex" xmlns:cx8="http://schemas.microsoft.com/office/drawing/2016/5/14/chartex" xmlns:mc="http://schemas.openxmlformats.org/markup-compatibility/2006" xmlns:aink="http://schemas.microsoft.com/office/drawing/2016/ink" xmlns:am3d="http://schemas.microsoft.com/office/drawing/2017/model3d" xmlns:o="urn:schemas-microsoft-com:office:office" xmlns:oel="http://schemas.microsoft.com/office/2019/extlst" xmlns:r="http://schemas.openxmlformats.org/officeDocument/2006/relationships" xmlns:m="http://schemas.openxmlformats.org/officeDocument/2006/math" xmlns:v="urn:schemas-microsoft-com:vml" xmlns:wp14="http://schemas.microsoft.com/office/word/2010/wordprocessingDrawing" xmlns:wp="http://schemas.openxmlformats.org/drawingml/2006/wordprocessingDrawing" xmlns:w10="urn:schemas-microsoft-com:office:word" xmlns:w="http://schemas.openxmlformats.org/wordprocessingml/2006/main" xmlns:w14="http://schemas.microsoft.com/office/word/2010/wordml" xmlns:w15="http://schemas.microsoft.com/office/word/2012/wordml" xmlns:w16cex="http://schemas.microsoft.com/office/word/2018/wordml/cex" xmlns:w16cid="http://schemas.microsoft.com/office/word/2016/wordml/cid" xmlns:w16="http://schemas.microsoft.com/office/word/2018/wordml" xmlns:w16du="http://schemas.microsoft.com/office/word/2023/wordml/word16du" xmlns:w16sdtdh="http://schemas.microsoft.com/office/word/2020/wordml/sdtdatahash" xmlns:w16sdtfl="http://schemas.microsoft.com/office/word/2024/wordml/sdtformatlock" xmlns:w16se="http://schemas.microsoft.com/office/word/2015/wordml/symex" xmlns:wpg="http://schemas.microsoft.com/office/word/2010/wordprocessingGroup" xmlns:wpi="http://schemas.microsoft.com/office/word/2010/wordprocessingInk" xmlns:wne="http://schemas.microsoft.com/office/word/2006/wordml" xmlns:wps="http://schemas.microsoft.com/office/word/2010/wordprocessingShape" mc:Ignorable="w14 w15 w16se w16cid w16 w16cex w16sdtdh w16sdtfl w16du wp14">
   <w:p>
     <w:pPr>
       <w:pStyle w:val="Logo-Org"/>
@@ -6372,7 +6174,7 @@
 </file>
 
 <file path=word/numbering.xml><?xml version="1.0" encoding="utf-8"?>
-<w:numbering xmlns:wpc="http://schemas.microsoft.com/office/word/2010/wordprocessingCanvas" xmlns:cx="http://schemas.microsoft.com/office/drawing/2014/chartex" xmlns:cx1="http://schemas.microsoft.com/office/drawing/2015/9/8/chartex" xmlns:cx2="http://schemas.microsoft.com/office/drawing/2015/10/21/chartex" xmlns:cx3="http://schemas.microsoft.com/office/drawing/2016/5/9/chartex" xmlns:cx4="http://schemas.microsoft.com/office/drawing/2016/5/10/chartex" xmlns:cx5="http://schemas.microsoft.com/office/drawing/2016/5/11/chartex" xmlns:cx6="http://schemas.microsoft.com/office/drawing/2016/5/12/chartex" xmlns:cx7="http://schemas.microsoft.com/office/drawing/2016/5/13/chartex" xmlns:cx8="http://schemas.microsoft.com/office/drawing/2016/5/14/chartex" xmlns:mc="http://schemas.openxmlformats.org/markup-compatibility/2006" xmlns:aink="http://schemas.microsoft.com/office/drawing/2016/ink" xmlns:am3d="http://schemas.microsoft.com/office/drawing/2017/model3d" xmlns:o="urn:schemas-microsoft-com:office:office" xmlns:oel="http://schemas.microsoft.com/office/2019/extlst" xmlns:r="http://schemas.openxmlformats.org/officeDocument/2006/relationships" xmlns:m="http://schemas.openxmlformats.org/officeDocument/2006/math" xmlns:v="urn:schemas-microsoft-com:vml" xmlns:wp14="http://schemas.microsoft.com/office/word/2010/wordprocessingDrawing" xmlns:wp="http://schemas.openxmlformats.org/drawingml/2006/wordprocessingDrawing" xmlns:w10="urn:schemas-microsoft-com:office:word" xmlns:w="http://schemas.openxmlformats.org/wordprocessingml/2006/main" xmlns:w14="http://schemas.microsoft.com/office/word/2010/wordml" xmlns:w15="http://schemas.microsoft.com/office/word/2012/wordml" xmlns:w16cex="http://schemas.microsoft.com/office/word/2018/wordml/cex" xmlns:w16cid="http://schemas.microsoft.com/office/word/2016/wordml/cid" xmlns:w16="http://schemas.microsoft.com/office/word/2018/wordml" xmlns:w16sdtdh="http://schemas.microsoft.com/office/word/2020/wordml/sdtdatahash" xmlns:w16se="http://schemas.microsoft.com/office/word/2015/wordml/symex" xmlns:wpg="http://schemas.microsoft.com/office/word/2010/wordprocessingGroup" xmlns:wpi="http://schemas.microsoft.com/office/word/2010/wordprocessingInk" xmlns:wne="http://schemas.microsoft.com/office/word/2006/wordml" xmlns:wps="http://schemas.microsoft.com/office/word/2010/wordprocessingShape" mc:Ignorable="w14 w15 w16se w16cid w16 w16cex w16sdtdh wp14">
+<w:numbering xmlns:wpc="http://schemas.microsoft.com/office/word/2010/wordprocessingCanvas" xmlns:cx="http://schemas.microsoft.com/office/drawing/2014/chartex" xmlns:cx1="http://schemas.microsoft.com/office/drawing/2015/9/8/chartex" xmlns:cx2="http://schemas.microsoft.com/office/drawing/2015/10/21/chartex" xmlns:cx3="http://schemas.microsoft.com/office/drawing/2016/5/9/chartex" xmlns:cx4="http://schemas.microsoft.com/office/drawing/2016/5/10/chartex" xmlns:cx5="http://schemas.microsoft.com/office/drawing/2016/5/11/chartex" xmlns:cx6="http://schemas.microsoft.com/office/drawing/2016/5/12/chartex" xmlns:cx7="http://schemas.microsoft.com/office/drawing/2016/5/13/chartex" xmlns:cx8="http://schemas.microsoft.com/office/drawing/2016/5/14/chartex" xmlns:mc="http://schemas.openxmlformats.org/markup-compatibility/2006" xmlns:aink="http://schemas.microsoft.com/office/drawing/2016/ink" xmlns:am3d="http://schemas.microsoft.com/office/drawing/2017/model3d" xmlns:o="urn:schemas-microsoft-com:office:office" xmlns:oel="http://schemas.microsoft.com/office/2019/extlst" xmlns:r="http://schemas.openxmlformats.org/officeDocument/2006/relationships" xmlns:m="http://schemas.openxmlformats.org/officeDocument/2006/math" xmlns:v="urn:schemas-microsoft-com:vml" xmlns:wp14="http://schemas.microsoft.com/office/word/2010/wordprocessingDrawing" xmlns:wp="http://schemas.openxmlformats.org/drawingml/2006/wordprocessingDrawing" xmlns:w10="urn:schemas-microsoft-com:office:word" xmlns:w="http://schemas.openxmlformats.org/wordprocessingml/2006/main" xmlns:w14="http://schemas.microsoft.com/office/word/2010/wordml" xmlns:w15="http://schemas.microsoft.com/office/word/2012/wordml" xmlns:w16cex="http://schemas.microsoft.com/office/word/2018/wordml/cex" xmlns:w16cid="http://schemas.microsoft.com/office/word/2016/wordml/cid" xmlns:w16="http://schemas.microsoft.com/office/word/2018/wordml" xmlns:w16du="http://schemas.microsoft.com/office/word/2023/wordml/word16du" xmlns:w16sdtdh="http://schemas.microsoft.com/office/word/2020/wordml/sdtdatahash" xmlns:w16sdtfl="http://schemas.microsoft.com/office/word/2024/wordml/sdtformatlock" xmlns:w16se="http://schemas.microsoft.com/office/word/2015/wordml/symex" xmlns:wpg="http://schemas.microsoft.com/office/word/2010/wordprocessingGroup" xmlns:wpi="http://schemas.microsoft.com/office/word/2010/wordprocessingInk" xmlns:wne="http://schemas.microsoft.com/office/word/2006/wordml" xmlns:wps="http://schemas.microsoft.com/office/word/2010/wordprocessingShape" mc:Ignorable="w14 w15 w16se w16cid w16 w16cex w16sdtdh w16sdtfl w16du wp14">
   <w:abstractNum w:abstractNumId="0" w15:restartNumberingAfterBreak="0">
     <w:nsid w:val="FFFFFF7F"/>
     <w:multiLevelType w:val="singleLevel"/>
@@ -6434,7 +6236,6 @@
     <w:lvl w:ilvl="0">
       <w:start w:val="1"/>
       <w:numFmt w:val="bullet"/>
-      <w:pStyle w:val="ListBullet"/>
       <w:lvlText w:val=""/>
       <w:lvlJc w:val="left"/>
       <w:pPr>
@@ -7138,7 +6939,7 @@
 </file>
 
 <file path=word/styles.xml><?xml version="1.0" encoding="utf-8"?>
-<w:styles xmlns:mc="http://schemas.openxmlformats.org/markup-compatibility/2006" xmlns:r="http://schemas.openxmlformats.org/officeDocument/2006/relationships" xmlns:w="http://schemas.openxmlformats.org/wordprocessingml/2006/main" xmlns:w14="http://schemas.microsoft.com/office/word/2010/wordml" xmlns:w15="http://schemas.microsoft.com/office/word/2012/wordml" xmlns:w16cex="http://schemas.microsoft.com/office/word/2018/wordml/cex" xmlns:w16cid="http://schemas.microsoft.com/office/word/2016/wordml/cid" xmlns:w16="http://schemas.microsoft.com/office/word/2018/wordml" xmlns:w16sdtdh="http://schemas.microsoft.com/office/word/2020/wordml/sdtdatahash" xmlns:w16se="http://schemas.microsoft.com/office/word/2015/wordml/symex" mc:Ignorable="w14 w15 w16se w16cid w16 w16cex w16sdtdh">
+<w:styles xmlns:mc="http://schemas.openxmlformats.org/markup-compatibility/2006" xmlns:r="http://schemas.openxmlformats.org/officeDocument/2006/relationships" xmlns:w="http://schemas.openxmlformats.org/wordprocessingml/2006/main" xmlns:w14="http://schemas.microsoft.com/office/word/2010/wordml" xmlns:w15="http://schemas.microsoft.com/office/word/2012/wordml" xmlns:w16cex="http://schemas.microsoft.com/office/word/2018/wordml/cex" xmlns:w16cid="http://schemas.microsoft.com/office/word/2016/wordml/cid" xmlns:w16="http://schemas.microsoft.com/office/word/2018/wordml" xmlns:w16du="http://schemas.microsoft.com/office/word/2023/wordml/word16du" xmlns:w16sdtdh="http://schemas.microsoft.com/office/word/2020/wordml/sdtdatahash" xmlns:w16sdtfl="http://schemas.microsoft.com/office/word/2024/wordml/sdtformatlock" xmlns:w16se="http://schemas.microsoft.com/office/word/2015/wordml/symex" mc:Ignorable="w14 w15 w16se w16cid w16 w16cex w16sdtdh w16sdtfl w16du">
   <w:docDefaults>
     <w:rPrDefault>
       <w:rPr>
@@ -7716,6 +7517,7 @@
   <w:style w:type="character" w:default="1" w:styleId="DefaultParagraphFont">
     <w:name w:val="Default Paragraph Font"/>
     <w:uiPriority w:val="1"/>
+    <w:semiHidden/>
     <w:unhideWhenUsed/>
   </w:style>
   <w:style w:type="table" w:default="1" w:styleId="TableNormal">
@@ -9049,24 +8851,7 @@
 </file>
 
 <file path=customXml/item1.xml><?xml version="1.0" encoding="utf-8"?>
-<p:properties xmlns:p="http://schemas.microsoft.com/office/2006/metadata/properties" xmlns:xsi="http://www.w3.org/2001/XMLSchema-instance" xmlns:pc="http://schemas.microsoft.com/office/infopath/2007/PartnerControls">
-  <documentManagement>
-    <_ip_UnifiedCompliancePolicyProperties xmlns="http://schemas.microsoft.com/sharepoint/v3" xsi:nil="true"/>
-    <_ip_UnifiedCompliancePolicyUIAction xmlns="http://schemas.microsoft.com/sharepoint/v3" xsi:nil="true"/>
-    <lcf76f155ced4ddcb4097134ff3c332f xmlns="139127ee-9518-45d9-9514-77dc8f273ced">
-      <Terms xmlns="http://schemas.microsoft.com/office/infopath/2007/PartnerControls"/>
-    </lcf76f155ced4ddcb4097134ff3c332f>
-    <_x0020_ xmlns="139127ee-9518-45d9-9514-77dc8f273ced" xsi:nil="true"/>
-    <DateandTime xmlns="139127ee-9518-45d9-9514-77dc8f273ced" xsi:nil="true"/>
-    <Comment xmlns="139127ee-9518-45d9-9514-77dc8f273ced" xsi:nil="true"/>
-    <TaxCatchAll xmlns="d267a1a7-8edd-4111-a118-4a206d87cecc" xsi:nil="true"/>
-    <_dlc_DocId xmlns="e1b0dd96-a81d-477c-8ece-ee9c4f66c737">MOED-597021718-2941</_dlc_DocId>
-    <_dlc_DocIdUrl xmlns="e1b0dd96-a81d-477c-8ece-ee9c4f66c737">
-      <Url>https://educationgovtnz.sharepoint.com/sites/GRPMoEICTTPHMStrengtheningCyberSecurityandDigitalServicesinK/_layouts/15/DocIdRedir.aspx?ID=MOED-597021718-2941</Url>
-      <Description>MOED-597021718-2941</Description>
-    </_dlc_DocIdUrl>
-  </documentManagement>
-</p:properties>
+<b:Sources xmlns:b="http://schemas.openxmlformats.org/officeDocument/2006/bibliography" xmlns="http://schemas.openxmlformats.org/officeDocument/2006/bibliography" SelectedStyle="\APASixthEditionOfficeOnline.xsl" StyleName="APA" Version="6"/>
 </file>
 
 <file path=customXml/item2.xml><?xml version="1.0" encoding="utf-8"?>
@@ -9120,10 +8905,36 @@
 </file>
 
 <file path=customXml/item3.xml><?xml version="1.0" encoding="utf-8"?>
-<b:Sources xmlns:b="http://schemas.openxmlformats.org/officeDocument/2006/bibliography" xmlns="http://schemas.openxmlformats.org/officeDocument/2006/bibliography" SelectedStyle="\APASixthEditionOfficeOnline.xsl" StyleName="APA" Version="6"/>
+<p:properties xmlns:p="http://schemas.microsoft.com/office/2006/metadata/properties" xmlns:xsi="http://www.w3.org/2001/XMLSchema-instance" xmlns:pc="http://schemas.microsoft.com/office/infopath/2007/PartnerControls">
+  <documentManagement>
+    <_ip_UnifiedCompliancePolicyProperties xmlns="http://schemas.microsoft.com/sharepoint/v3" xsi:nil="true"/>
+    <_ip_UnifiedCompliancePolicyUIAction xmlns="http://schemas.microsoft.com/sharepoint/v3" xsi:nil="true"/>
+    <lcf76f155ced4ddcb4097134ff3c332f xmlns="139127ee-9518-45d9-9514-77dc8f273ced">
+      <Terms xmlns="http://schemas.microsoft.com/office/infopath/2007/PartnerControls"/>
+    </lcf76f155ced4ddcb4097134ff3c332f>
+    <_x0020_ xmlns="139127ee-9518-45d9-9514-77dc8f273ced" xsi:nil="true"/>
+    <DateandTime xmlns="139127ee-9518-45d9-9514-77dc8f273ced" xsi:nil="true"/>
+    <Comment xmlns="139127ee-9518-45d9-9514-77dc8f273ced" xsi:nil="true"/>
+    <TaxCatchAll xmlns="d267a1a7-8edd-4111-a118-4a206d87cecc" xsi:nil="true"/>
+    <_dlc_DocId xmlns="e1b0dd96-a81d-477c-8ece-ee9c4f66c737">MOED-597021718-2941</_dlc_DocId>
+    <_dlc_DocIdUrl xmlns="e1b0dd96-a81d-477c-8ece-ee9c4f66c737">
+      <Url>https://educationgovtnz.sharepoint.com/sites/GRPMoEICTTPHMStrengtheningCyberSecurityandDigitalServicesinK/_layouts/15/DocIdRedir.aspx?ID=MOED-597021718-2941</Url>
+      <Description>MOED-597021718-2941</Description>
+    </_dlc_DocIdUrl>
+  </documentManagement>
+</p:properties>
 </file>
 
 <file path=customXml/item4.xml><?xml version="1.0" encoding="utf-8"?>
+<?mso-contentType ?>
+<FormTemplates xmlns="http://schemas.microsoft.com/sharepoint/v3/contenttype/forms">
+  <Display>DocumentLibraryForm</Display>
+  <Edit>DocumentLibraryForm</Edit>
+  <New>DocumentLibraryForm</New>
+</FormTemplates>
+</file>
+
+<file path=customXml/item5.xml><?xml version="1.0" encoding="utf-8"?>
 <ct:contentTypeSchema xmlns:ct="http://schemas.microsoft.com/office/2006/metadata/contentType" xmlns:ma="http://schemas.microsoft.com/office/2006/metadata/properties/metaAttributes" ct:_="" ma:_="" ma:contentTypeName="Document" ma:contentTypeID="0x010100B480C2AAFAD0314B93110FBA94AF803E" ma:contentTypeVersion="19" ma:contentTypeDescription="Create a new document." ma:contentTypeScope="" ma:versionID="74a3b9bfef33761f57034edf28b9506d">
   <xsd:schema xmlns:xsd="http://www.w3.org/2001/XMLSchema" xmlns:xs="http://www.w3.org/2001/XMLSchema" xmlns:p="http://schemas.microsoft.com/office/2006/metadata/properties" xmlns:ns1="http://schemas.microsoft.com/sharepoint/v3" xmlns:ns2="139127ee-9518-45d9-9514-77dc8f273ced" xmlns:ns3="e1b0dd96-a81d-477c-8ece-ee9c4f66c737" xmlns:ns4="d267a1a7-8edd-4111-a118-4a206d87cecc" targetNamespace="http://schemas.microsoft.com/office/2006/metadata/properties" ma:root="true" ma:fieldsID="ffc9e1ae2e65d33f32ce329a3d87134b" ns1:_="" ns2:_="" ns3:_="" ns4:_="">
     <xsd:import namespace="http://schemas.microsoft.com/sharepoint/v3"/>
@@ -9421,24 +9232,10 @@
 </ct:contentTypeSchema>
 </file>
 
-<file path=customXml/item5.xml><?xml version="1.0" encoding="utf-8"?>
-<?mso-contentType ?>
-<FormTemplates xmlns="http://schemas.microsoft.com/sharepoint/v3/contenttype/forms">
-  <Display>DocumentLibraryForm</Display>
-  <Edit>DocumentLibraryForm</Edit>
-  <New>DocumentLibraryForm</New>
-</FormTemplates>
-</file>
-
 <file path=customXml/itemProps1.xml><?xml version="1.0" encoding="utf-8"?>
-<ds:datastoreItem xmlns:ds="http://schemas.openxmlformats.org/officeDocument/2006/customXml" ds:itemID="{6702286D-F273-4089-9CAA-235928BAA15D}">
+<ds:datastoreItem xmlns:ds="http://schemas.openxmlformats.org/officeDocument/2006/customXml" ds:itemID="{B5E2C1A7-32A2-494A-B871-83CBA7258EA8}">
   <ds:schemaRefs>
-    <ds:schemaRef ds:uri="http://schemas.microsoft.com/office/2006/metadata/properties"/>
-    <ds:schemaRef ds:uri="http://schemas.microsoft.com/office/infopath/2007/PartnerControls"/>
-    <ds:schemaRef ds:uri="http://schemas.microsoft.com/sharepoint/v3"/>
-    <ds:schemaRef ds:uri="139127ee-9518-45d9-9514-77dc8f273ced"/>
-    <ds:schemaRef ds:uri="d267a1a7-8edd-4111-a118-4a206d87cecc"/>
-    <ds:schemaRef ds:uri="e1b0dd96-a81d-477c-8ece-ee9c4f66c737"/>
+    <ds:schemaRef ds:uri="http://schemas.openxmlformats.org/officeDocument/2006/bibliography"/>
   </ds:schemaRefs>
 </ds:datastoreItem>
 </file>
@@ -9452,14 +9249,27 @@
 </file>
 
 <file path=customXml/itemProps3.xml><?xml version="1.0" encoding="utf-8"?>
-<ds:datastoreItem xmlns:ds="http://schemas.openxmlformats.org/officeDocument/2006/customXml" ds:itemID="{B5E2C1A7-32A2-494A-B871-83CBA7258EA8}">
+<ds:datastoreItem xmlns:ds="http://schemas.openxmlformats.org/officeDocument/2006/customXml" ds:itemID="{6702286D-F273-4089-9CAA-235928BAA15D}">
   <ds:schemaRefs>
-    <ds:schemaRef ds:uri="http://schemas.openxmlformats.org/officeDocument/2006/bibliography"/>
+    <ds:schemaRef ds:uri="http://schemas.microsoft.com/office/2006/metadata/properties"/>
+    <ds:schemaRef ds:uri="http://schemas.microsoft.com/office/infopath/2007/PartnerControls"/>
+    <ds:schemaRef ds:uri="http://schemas.microsoft.com/sharepoint/v3"/>
+    <ds:schemaRef ds:uri="139127ee-9518-45d9-9514-77dc8f273ced"/>
+    <ds:schemaRef ds:uri="d267a1a7-8edd-4111-a118-4a206d87cecc"/>
+    <ds:schemaRef ds:uri="e1b0dd96-a81d-477c-8ece-ee9c4f66c737"/>
   </ds:schemaRefs>
 </ds:datastoreItem>
 </file>
 
 <file path=customXml/itemProps4.xml><?xml version="1.0" encoding="utf-8"?>
+<ds:datastoreItem xmlns:ds="http://schemas.openxmlformats.org/officeDocument/2006/customXml" ds:itemID="{9834B279-DC96-488F-99E8-C29601DFA13D}">
+  <ds:schemaRefs>
+    <ds:schemaRef ds:uri="http://schemas.microsoft.com/sharepoint/v3/contenttype/forms"/>
+  </ds:schemaRefs>
+</ds:datastoreItem>
+</file>
+
+<file path=customXml/itemProps5.xml><?xml version="1.0" encoding="utf-8"?>
 <ds:datastoreItem xmlns:ds="http://schemas.openxmlformats.org/officeDocument/2006/customXml" ds:itemID="{A92CC428-19C8-41A4-8077-F0319381BD4C}">
   <ds:schemaRefs>
     <ds:schemaRef ds:uri="http://schemas.microsoft.com/office/2006/metadata/contentType"/>
@@ -9478,12 +9288,4 @@
     <ds:schemaRef ds:uri="http://schemas.microsoft.com/internal/obd"/>
   </ds:schemaRefs>
 </ds:datastoreItem>
-</file>
-
-<file path=customXml/itemProps5.xml><?xml version="1.0" encoding="utf-8"?>
-<ds:datastoreItem xmlns:ds="http://schemas.openxmlformats.org/officeDocument/2006/customXml" ds:itemID="{9834B279-DC96-488F-99E8-C29601DFA13D}">
-  <ds:schemaRefs>
-    <ds:schemaRef ds:uri="http://schemas.microsoft.com/sharepoint/v3/contenttype/forms"/>
-  </ds:schemaRefs>
-</ds:datastoreItem>
 </file>